--- a/protected-assets/Crucifixion.docx
+++ b/protected-assets/Crucifixion.docx
@@ -1950,7 +1950,7 @@
           <w:sz w:val="22"/>
           <w:szCs w:val="22"/>
         </w:rPr>
-        <w:t xml:space="preserve">Luke 3:1 fixes the start of John the Baptist's ministry to Tiberius's fifteenth regnal year, counted from his AD 13/14 coregency with Augustus — confirmed by Roman coinage pairing their portraits (RIC 225-226) — and unconnected to the crucifixion-year debate. This anchors Jesus's baptism to AD 27/28. (Some scholars instead count from Augustus's AD 14 death, confirmed by Tacitus, reaching the same range.) From that fixed point, AD 30 requires a ministry of roughly three years, matching John's Gospel's references to multiple Passovers naturally. AD 33 requires a ministry of roughly six years from the same anchor — nearly double — and depends on a minority reading of John's chronology to sustain.</w:t>
+        <w:t>Luke 3:1 fixes the start of John the Baptist's ministry to Tiberius's fifteenth regnal year, counted from AD 13/14, when Tiberius began ruling alongside Augustus (Roman coins from that year, RIC 225-226, show them together). This places Jesus's baptism in AD 27/28, a date that doesn't depend on the crucifixion-year debate. (Counted from Augustus's death in AD 14, it is usually AD 28/29.) From that fixed point, AD 30 requires a ministry of roughly three years, matching John's Gospel's references to multiple Passovers naturally. AD 33 requires a ministry of roughly six years from the same anchor — nearly double — and depends on a minority reading of John's chronology to sustain.</w:t>
       </w:r>
     </w:p>
     <w:p>

--- a/protected-assets/Crucifixion.docx
+++ b/protected-assets/Crucifixion.docx
@@ -1950,7 +1950,7 @@
           <w:sz w:val="22"/>
           <w:szCs w:val="22"/>
         </w:rPr>
-        <w:t>Luke 3:1 fixes the start of John the Baptist's ministry to Tiberius's fifteenth regnal year, counted from AD 13/14, when Tiberius began ruling alongside Augustus (Roman coins from that year, RIC 225-226, show them together). This places Jesus's baptism in AD 27/28, a date that doesn't depend on the crucifixion-year debate. (Counted from Augustus's death in AD 14, it is usually AD 28/29.) From that fixed point, AD 30 requires a ministry of roughly three years, matching John's Gospel's references to multiple Passovers naturally. AD 33 requires a ministry of roughly six years from the same anchor — nearly double — and depends on a minority reading of John's chronology to sustain.</w:t>
+        <w:t>Luke's fifteenth year of Tiberius, counted from AD 13/14 (the year a Roman law raised Tiberius to Augustus's side and Roman coins, RIC 225-226, show the two together), is AD 27/28. Gabriel's 483 years from the 457 BC decree (Daniel 9:25) and John 2:20's "forty-six years" reach the same year. This places Jesus's baptism in AD 27/28, a date that doesn't depend on the crucifixion-year debate. From that fixed point, AD 30 requires a ministry of roughly three years, matching John's Gospel's references to multiple Passovers naturally. AD 33 requires a ministry of roughly six years from the same anchor — nearly double — and depends on a minority reading of John's chronology to sustain.</w:t>
       </w:r>
     </w:p>
     <w:p>

--- a/protected-assets/Crucifixion.docx
+++ b/protected-assets/Crucifixion.docx
@@ -997,7 +997,7 @@
           <w:sz w:val="22"/>
           <w:szCs w:val="22"/>
         </w:rPr>
-        <w:t xml:space="preserve">One item above requires an honest caveat: Hezekiah's 702 BC deliverance is not a clean external match. Sennacherib's own annals date his actual campaign to 701 BC, one year later. A conditional reconciliation exists (Leviticus 25's own math makes the year before every Jubilee an ordinary sabbatical as well, producing two rest years matching Isaiah 37:30's agricultural sign) — but this is a defended interpretation, not an uncontested fact, and is presented that way throughout the CJC's own materials.</w:t>
+        <w:t>One item above needs a note: Sennacherib's own annals date his campaign to 701 BC. That campaign falls inside the rest year of the 702 BC Jubilee, which began when the Jubilee was proclaimed in the autumn of 702 BC (Leviticus 25:9) and ran to the autumn of 701 BC. Leviticus 25's own math also makes the year before every Jubilee an ordinary sabbatical, producing two rest years that match Isaiah 37:30's agricultural sign — a defended reading, presented that way throughout the CJC's materials.</w:t>
       </w:r>
     </w:p>
     <w:p>

--- a/protected-assets/Crucifixion.docx
+++ b/protected-assets/Crucifixion.docx
@@ -1950,7 +1950,7 @@
           <w:sz w:val="22"/>
           <w:szCs w:val="22"/>
         </w:rPr>
-        <w:t>Luke's fifteenth year of Tiberius, counted from AD 13/14 (the year a Roman law raised Tiberius to Augustus's side and Roman coins, RIC 225-226, show the two together), is AD 27/28. Gabriel's 483 years from the 457 BC decree (Daniel 9:25) and John 2:20's "forty-six years" reach the same year. This places Jesus's baptism in AD 27/28, a date that doesn't depend on the crucifixion-year debate. From that fixed point, AD 30 requires a ministry of roughly three years, matching John's Gospel's references to multiple Passovers naturally. AD 33 requires a ministry of roughly six years from the same anchor — nearly double — and depends on a minority reading of John's chronology to sustain.</w:t>
+        <w:t>Luke's fifteenth year of Tiberius, counted from AD 13/14 (the year a Roman law raised Tiberius to Augustus's side and Roman coins, RIC 225-226, show the two together), is AD 27/28. Gabriel's 483 years from the 457 BC decree (Daniel 9:25) and John 2:20's "forty and six years" reach the same year. This places Jesus's baptism in AD 27/28, a date that doesn't depend on the crucifixion-year debate. From that fixed point, AD 30 requires a ministry of roughly three years, matching John's Gospel's references to multiple Passovers naturally. AD 33 requires a ministry of roughly six years from the same anchor — nearly double — and depends on a minority reading of John's chronology to sustain.</w:t>
       </w:r>
     </w:p>
     <w:p>

--- a/protected-assets/Crucifixion.docx
+++ b/protected-assets/Crucifixion.docx
@@ -2077,7 +2077,7 @@
           <w:sz w:val="22"/>
           <w:szCs w:val="22"/>
         </w:rPr>
-        <w:t xml:space="preserve">Exodus 12:2 establishes Nisan as the first month, timed to the first new moon on or after the spring equinox — one of the few calendar markers in this whole framework that is a genuine, checkable astronomical event rather than a human decision.</w:t>
+        <w:t>Exodus 12:2 establishes Nisan as the first month, which by long-standing practice began with the first new moon on or after the spring equinox (the verse itself names the month, not the equinox) — one of the few calendar markers in this whole framework that is a genuine, checkable astronomical event rather than a human decision.</w:t>
       </w:r>
     </w:p>
     <w:p>

--- a/protected-assets/Crucifixion.docx
+++ b/protected-assets/Crucifixion.docx
@@ -1979,7 +1979,7 @@
           <w:sz w:val="22"/>
           <w:szCs w:val="22"/>
         </w:rPr>
-        <w:t xml:space="preserve">Numbers 4:3 sets thirty as the age Levites began tabernacle service — not a legal requirement imposed on Jesus, but a typological parallel to Luke 3:23's statement that Jesus was “about thirty” at the start of his ministry. Under AD 30, this holds tightly: age 30 at baptism, age 33 at death. Under AD 33, keeping the same AD 27 baptism stretches this to age 36 at death — a six-year deviation the parallel no longer comfortably fits.</w:t>
+        <w:t>Numbers 4:3 sets thirty as the age Levites began tabernacle service — not a legal requirement imposed on Jesus, but a typological parallel to Luke 3:23's statement that Jesus was “about thirty” at the start of His ministry. Under AD 30, this holds tightly: age 30 at baptism, age 33 at death. Under AD 33, keeping the same AD 27 baptism stretches this to age 36 at death — a six-year deviation the parallel no longer comfortably fits.</w:t>
       </w:r>
     </w:p>
     <w:p>
